--- a/files/letterGoogle.docx
+++ b/files/letterGoogle.docx
@@ -28,19 +28,29 @@
         <w:tab/>
         <w:t xml:space="preserve">I am currently student at University of Manchester. During the summer break, I want to learn more and experience industry by joining your team in </w:t>
       </w:r>
-      <w:proofErr w:type="spellStart"/>
-      <w:r>
-        <w:rPr>
-          <w:lang w:val="en-US"/>
-        </w:rPr>
-        <w:t>Dunnhumby</w:t>
-      </w:r>
-      <w:proofErr w:type="spellEnd"/>
-      <w:r>
-        <w:rPr>
-          <w:lang w:val="en-US"/>
-        </w:rPr>
-        <w:t xml:space="preserve">. By being motivated, I am willing to improve myself and adjust to different tasks. </w:t>
+      <w:r>
+        <w:rPr>
+          <w:lang w:val="en-US"/>
+        </w:rPr>
+        <w:t>Google</w:t>
+      </w:r>
+      <w:r>
+        <w:rPr>
+          <w:lang w:val="en-US"/>
+        </w:rPr>
+        <w:t>.</w:t>
+      </w:r>
+      <w:r>
+        <w:rPr>
+          <w:lang w:val="en-US"/>
+        </w:rPr>
+        <w:t xml:space="preserve"> </w:t>
+      </w:r>
+      <w:r>
+        <w:rPr>
+          <w:lang w:val="en-US"/>
+        </w:rPr>
+        <w:t xml:space="preserve">By being motivated, I am willing to improve myself and adjust to different tasks. </w:t>
       </w:r>
     </w:p>
     <w:p>
@@ -72,7 +82,7 @@
         <w:rPr>
           <w:lang w:val="en-US"/>
         </w:rPr>
-        <w:t xml:space="preserve">ARM is included in my student curriculum. By learning ARM, it helps me to understand what my codes written in python or C do under the hood in processor level. </w:t>
+        <w:t>ARM is included in my student curriculum. By learning ARM, it helps me to understand what my codes written in python or C do under the hood in processor level.</w:t>
       </w:r>
     </w:p>
     <w:p>
